--- a/public/samples/weekly-report.docx
+++ b/public/samples/weekly-report.docx
@@ -29,7 +29,7 @@
           <w:sz w:val="18"/>
           <w:szCs w:val="18"/>
         </w:rPr>
-        <w:t xml:space="preserve">2026年8月22日</w:t>
+        <w:t xml:space="preserve">2026年9月23日</w:t>
       </w:r>
     </w:p>
     <w:p>

--- a/public/samples/weekly-report.docx
+++ b/public/samples/weekly-report.docx
@@ -29,7 +29,7 @@
           <w:sz w:val="18"/>
           <w:szCs w:val="18"/>
         </w:rPr>
-        <w:t xml:space="preserve">2026年9月23日</w:t>
+        <w:t xml:space="preserve">2026年9月28日</w:t>
       </w:r>
     </w:p>
     <w:p>
